--- a/03_Outputs/final scripts/ar/Module 6/6.2.0-ar.docx
+++ b/03_Outputs/final scripts/ar/Module 6/6.2.0-ar.docx
@@ -9,12 +9,12 @@
     </w:p>
     <w:p>
       <w:r>
-        <w:t>في الفصل السابق، استعرضنا أنظمة الطاقة ومن أين تأتي الانبعاثات. الآن نتحول إلى الطريق القادم — المسارات التي يمكن أن تقلل فعلاً من تلك الانبعاثات. في هذا الفصل، سننظر في كيفية حدوث إزالة الكربون عبر الاقتصاد، والابتكارات التي تجعل ذلك ممكنًا، وكيف يمكن للكفاءة والطلب الذكي أن يسرعا الانتقال.</w:t>
+        <w:t>في الفصل السابق، استعرضنا أنظمة الطاقة ومن أين تأتي الانبعاثات. الآن نتحول إلى الطريق القادم — المسارات التي يمكن أن تقلل فعلاً من تلك الانبعاثات. في هذا الفصل، سننظر في كيفية حدوث إزالة الكربون عبر الاقتصاد، والابتكارات التي تجعل ذلك ممكنًا، وكيف يمكن للكفاءة والطلب الأذكى أن يسرعا الانتقال.</w:t>
       </w:r>
     </w:p>
     <w:p>
       <w:r>
-        <w:t>سنبدأ بقطاعات الاستخدام النهائي — النقل، الصناعة، الزراعة، والمباني. في الفصل السابق رأينا انبعاثاتها؛ الآن سنفحص كيف يمكن للكهرباء، والوقود منخفض الكربون، وتغييرات العمليات أن تقلل منها، خاصة في المناطق التي يصعب تقليل الانبعاثات فيها.</w:t>
+        <w:t>سنبدأ بقطاعات الاستخدام النهائي — النقل، الصناعة، الزراعة، والمباني. في الفصل السابق، رأينا انبعاثاتها؛ الآن سنفحص كيف يمكن للكهرباء، والوقود منخفض الكربون، وتغييرات العمليات أن تدفع بها نحو الانخفاض، خاصة في المناطق التي يصعب تقليل الانبعاثات فيها.</w:t>
       </w:r>
     </w:p>
     <w:p>
